--- a/astro-site/public/dl/guia-pasteleria-obrador/business-plan-modelo-pasteleria.docx
+++ b/astro-site/public/dl/guia-pasteleria-obrador/business-plan-modelo-pasteleria.docx
@@ -4497,7 +4497,7 @@
           <w:b w:val="0"/>
           <w:i w:val="0"/>
         </w:rPr>
-        <w:t>En el año de crucero, la venta real deja una holgura del 22,9 % sobre ese equilibrio de caja: es la cifra que responde a cuánto puede caer la previsión de venta antes de que algo se rompa. Como referencia de sector, un ejemplo publicado en «Cómo montar un negocio de pastelería: guía 2026 - Pastelería Para Todos» (2026-07-12) sitúa unos costes fijos de 5.000 € al mes con una facturación de equilibrio de unos 7.200 € al mes: un margen implícito coherente con la misma regla única de margen que usa este plan, lo que confirma que el modelo no está sobredimensionado.</w:t>
+        <w:t>En el año de crucero, la venta real deja una holgura del 22,9 % sobre ese equilibrio de caja: dicho de otro modo, la venta puede caer hasta un 18,6 % sobre lo previsto antes de que algo se rompa. Como referencia de sector, un ejemplo publicado en «Cómo montar un negocio de pastelería: guía 2026 - Pastelería Para Todos» (2026-07-12) sitúa unos costes fijos de 5.000 € al mes con una facturación de equilibrio de unos 7.200 € al mes: un margen implícito coherente con la misma regla única de margen que usa este plan, lo que confirma que el modelo no está sobredimensionado.</w:t>
       </w:r>
     </w:p>
     <w:p>
